--- a/블로그_개발일지_2026-08-12.docx
+++ b/블로그_개발일지_2026-08-12.docx
@@ -39,7 +39,7 @@
         <w:rPr>
           <w:b w:val="0"/>
         </w:rPr>
-        <w:t>이번 편의 형식: 이번 편의 형식: 앞 편들처럼 실제 터미널 출력을 그대로 실었다. 회색 고정폭 글씨는 전부 오늘 화면에 찍힌 문자열이다. 내 판단이 틀린 자리도 틀린 채로 남겼다.</w:t>
+        <w:t>이번 편의 형식: 앞 편들처럼 실제 터미널 출력을 그대로 실었다. 회색 고정폭 글씨는 전부 오늘 화면에 찍힌 문자열이다. 내 판단이 틀린 자리도 틀린 채로 남겼다.</w:t>
       </w:r>
     </w:p>
     <w:p>
@@ -77,7 +77,7 @@
           <w:color w:val="555555"/>
           <w:sz w:val="19"/>
         </w:rPr>
-        <w:t>▶ 실제 출력 — 실제 출력 — 배포 전후 해시 비교</w:t>
+        <w:t>▶ 실제 출력 — 배포 전후 해시 비교</w:t>
       </w:r>
     </w:p>
     <w:p>
